--- a/study-notes/CCNA_Lab_Companion.docx
+++ b/study-notes/CCNA_Lab_Companion.docx
@@ -31,6 +31,21 @@
           <w:szCs w:val="26"/>
         </w:rPr>
         <w:t>Short labs for the topics covered in the CCNA study notes</w:t>
+      </w:r>
+    </w:p>
+    <w:p>
+      <w:pPr>
+        <w:spacing w:after="60"/>
+        <w:jc w:val="center"/>
+      </w:pPr>
+      <w:r>
+        <w:rPr>
+          <w:i/>
+          <w:iCs/>
+          <w:sz w:val="20"/>
+          <w:szCs w:val="20"/>
+        </w:rPr>
+        <w:t>Last updated: 14 October 2026</w:t>
       </w:r>
     </w:p>
     <w:p>
@@ -1820,7 +1835,7 @@
     </w:p>
     <w:sectPr>
       <w:footerReference w:type="default" r:id="rId99"/>
-      <w:pgSz w:w="12240" w:h="15840"/>
+      <w:pgSz w:w="11906" w:h="16838"/>
       <w:pgMar w:top="720" w:right="900" w:bottom="720" w:left="900" w:header="708" w:footer="360" w:gutter="0"/>
       <w:cols w:space="720"/>
       <w:docGrid w:linePitch="360"/>
@@ -1834,7 +1849,7 @@
   <w:p>
     <w:pPr>
       <w:tabs>
-        <w:tab w:val="right" w:pos="10440"/>
+        <w:tab w:val="right" w:pos="10100"/>
       </w:tabs>
       <w:spacing w:after="0"/>
     </w:pPr>
